--- a/hin/docx/034.content.docx
+++ b/hin/docx/034.content.docx
@@ -150,26 +150,6 @@
           <w:lang w:val="hi_IN" w:bidi="hi_IN"/>
         </w:rPr>
         <w:t>स</w:t>
-      </w:r>
-      <w:r>
-        <w:rPr>
-          <w:lang w:val="hi_IN" w:bidi="hi_IN"/>
-        </w:rPr>
-      </w:r>
-    </w:p>
-    <w:p>
-      <w:pPr/>
-      <w:r>
-        <w:rPr>
-          <w:lang w:val="hi_IN" w:bidi="hi_IN"/>
-        </w:rPr>
-      </w:r>
-      <w:r>
-        <w:rPr>
-          <w:i/>
-          <w:lang w:val="hi_IN" w:bidi="hi_IN"/>
-        </w:rPr>
-        <w:t>संघर्ष से निपटना, संबंध द्वारा पवित्रता, संसार, संसार में पाप का प्रवेश, संस्कृति का पतन, सच्चा न्याय, सच्ची सफलता, सताव, सब कुछ "वाष्प" है।, सभी राष्ट्रों पर परमेश्वर का शासन और सामर्थ्य, समुदाय की पहचान, सम्पूर्ण विनाश, सम्पूर्ण समर्पण, सशक्त नेतृत्व, सहनशीलता, सात कलीसियाओं को पत्र, सात के सत्तर समूह, सामाजिक न्याय, सामुदायिक ज़िम्मेदारी: आकान का पाप, सामूहिक भोज, सिय्योन, सीनै वाचा का उद्देश्य, सुरक्षा और आज्ञाकारिता, सुलैमान की बुद्धिमत्ता, सुसमाचार का रहस्य, सृष्टि, सृष्टिकर्ता-राजा</w:t>
       </w:r>
       <w:r>
         <w:rPr>

--- a/hin/docx/034.content.docx
+++ b/hin/docx/034.content.docx
@@ -19,7 +19,7 @@
         <w:rPr>
           <w:lang w:val="hi_IN" w:bidi="hi_IN"/>
         </w:rPr>
-        <w:t>Resource: Study Notes - Themes (Tyndale)</w:t>
+        <w:t>Resource: Tyndale Open Study Notes</w:t>
       </w:r>
       <w:r>
         <w:rPr>
@@ -112,7 +112,7 @@
         <w:rPr>
           <w:lang w:val="hi_IN" w:bidi="hi_IN"/>
         </w:rPr>
-        <w:t>Study Notes - Themes (Tyndale)</w:t>
+        <w:t>Tyndale Open Study Notes</w:t>
       </w:r>
     </w:p>
     <w:p>

--- a/hin/docx/034.content.docx
+++ b/hin/docx/034.content.docx
@@ -19,7 +19,7 @@
         <w:rPr>
           <w:lang w:val="hi_IN" w:bidi="hi_IN"/>
         </w:rPr>
-        <w:t>Resource: Tyndale Open Study Notes</w:t>
+        <w:t>Resource: Aquifer Open Study Notes (Themes)</w:t>
       </w:r>
       <w:r>
         <w:rPr>
@@ -112,7 +112,7 @@
         <w:rPr>
           <w:lang w:val="hi_IN" w:bidi="hi_IN"/>
         </w:rPr>
-        <w:t>Tyndale Open Study Notes</w:t>
+        <w:t>Aquifer Open Study Notes (Themes)</w:t>
       </w:r>
     </w:p>
     <w:p>
